--- a/Замечания.docx
+++ b/Замечания.docx
@@ -86,8 +86,6 @@
           <w:highlight w:val="green"/>
         </w:rPr>
       </w:pPr>
-      <w:bookmarkStart w:id="0" w:name="_GoBack"/>
-      <w:bookmarkEnd w:id="0"/>
       <w:r>
         <w:rPr>
           <w:highlight w:val="green"/>
@@ -148,7 +146,12 @@
         </w:numPr>
       </w:pPr>
       <w:r>
-        <w:t xml:space="preserve">Проверить передачу скорости производительности при переключении с мойки на пастеризацию. В параметрах нет переключения на </w:t>
+        <w:t>Проверить передачу ско</w:t>
+      </w:r>
+      <w:bookmarkStart w:id="0" w:name="_GoBack"/>
+      <w:bookmarkEnd w:id="0"/>
+      <w:r>
+        <w:t xml:space="preserve">рости производительности при переключении с мойки на пастеризацию. В параметрах нет переключения на </w:t>
       </w:r>
       <w:proofErr w:type="spellStart"/>
       <w:r>
@@ -166,8 +169,14 @@
           <w:ilvl w:val="0"/>
           <w:numId w:val="1"/>
         </w:numPr>
-      </w:pPr>
-      <w:r>
+        <w:rPr>
+          <w:highlight w:val="green"/>
+        </w:rPr>
+      </w:pPr>
+      <w:r>
+        <w:rPr>
+          <w:highlight w:val="green"/>
+        </w:rPr>
         <w:t>Кнопка все в Автомат – сделать</w:t>
       </w:r>
     </w:p>
